--- a/tillsyn/A 32992-2026 tillsynsbegäran.docx
+++ b/tillsyn/A 32992-2026 tillsynsbegäran.docx
@@ -1092,7 +1092,7 @@
     <w:r>
       <w:tab/>
       <w:tab/>
-      <w:t>2026-09-14</w:t>
+      <w:t>2026-09-15</w:t>
       <w:br/>
       <w:br/>
     </w:r>

--- a/tillsyn/A 32992-2026 tillsynsbegäran.docx
+++ b/tillsyn/A 32992-2026 tillsynsbegäran.docx
@@ -1092,7 +1092,7 @@
     <w:r>
       <w:tab/>
       <w:tab/>
-      <w:t>2026-09-15</w:t>
+      <w:t>2026-09-16</w:t>
       <w:br/>
       <w:br/>
     </w:r>

--- a/tillsyn/A 32992-2026 tillsynsbegäran.docx
+++ b/tillsyn/A 32992-2026 tillsynsbegäran.docx
@@ -1092,7 +1092,7 @@
     <w:r>
       <w:tab/>
       <w:tab/>
-      <w:t>2026-09-16</w:t>
+      <w:t>2026-09-17</w:t>
       <w:br/>
       <w:br/>
     </w:r>

--- a/tillsyn/A 32992-2026 tillsynsbegäran.docx
+++ b/tillsyn/A 32992-2026 tillsynsbegäran.docx
@@ -1092,7 +1092,7 @@
     <w:r>
       <w:tab/>
       <w:tab/>
-      <w:t>2026-09-17</w:t>
+      <w:t>2026-09-18</w:t>
       <w:br/>
       <w:br/>
     </w:r>

--- a/tillsyn/A 32992-2026 tillsynsbegäran.docx
+++ b/tillsyn/A 32992-2026 tillsynsbegäran.docx
@@ -1092,7 +1092,7 @@
     <w:r>
       <w:tab/>
       <w:tab/>
-      <w:t>2026-09-18</w:t>
+      <w:t>2026-09-19</w:t>
       <w:br/>
       <w:br/>
     </w:r>

--- a/tillsyn/A 32992-2026 tillsynsbegäran.docx
+++ b/tillsyn/A 32992-2026 tillsynsbegäran.docx
@@ -1092,7 +1092,7 @@
     <w:r>
       <w:tab/>
       <w:tab/>
-      <w:t>2026-09-19</w:t>
+      <w:t>2026-09-21</w:t>
       <w:br/>
       <w:br/>
     </w:r>

--- a/tillsyn/A 32992-2026 tillsynsbegäran.docx
+++ b/tillsyn/A 32992-2026 tillsynsbegäran.docx
@@ -1092,7 +1092,7 @@
     <w:r>
       <w:tab/>
       <w:tab/>
-      <w:t>2026-09-21</w:t>
+      <w:t>2026-09-23</w:t>
       <w:br/>
       <w:br/>
     </w:r>

--- a/tillsyn/A 32992-2026 tillsynsbegäran.docx
+++ b/tillsyn/A 32992-2026 tillsynsbegäran.docx
@@ -1092,7 +1092,7 @@
     <w:r>
       <w:tab/>
       <w:tab/>
-      <w:t>2026-09-23</w:t>
+      <w:t>2026-09-24</w:t>
       <w:br/>
       <w:br/>
     </w:r>

--- a/tillsyn/A 32992-2026 tillsynsbegäran.docx
+++ b/tillsyn/A 32992-2026 tillsynsbegäran.docx
@@ -1092,7 +1092,7 @@
     <w:r>
       <w:tab/>
       <w:tab/>
-      <w:t>2026-09-24</w:t>
+      <w:t>2026-09-25</w:t>
       <w:br/>
       <w:br/>
     </w:r>

--- a/tillsyn/A 32992-2026 tillsynsbegäran.docx
+++ b/tillsyn/A 32992-2026 tillsynsbegäran.docx
@@ -65,7 +65,7 @@
     </w:p>
     <w:p>
       <w:r>
-        <w:t>I och inom 2 meter från avverkningsanmälan finns fynd av 22 naturvårdsarter, varav 21 är rödlistade, 2 är fridlysta och 9 är typiska (T): fläckporing (VU, T), gräddporing (VU, T), skrovlig taggsvamp (VU), smalfotad taggsvamp (VU), tajgataggsvamp (VU), blanksvart spiklav (NT), blågrå svartspik (NT), dropptaggsvamp (NT, T), dvärgbägarlav (NT, T), kolflarnlav (NT, T), lavskrika (NT, T, §4), mörk kolflarnlav (NT), nordtagging (NT), skarp dropptaggsvamp (NT), svartvit taggsvamp (NT), tallriska (NT), talltagel (NT, T), vaddporing (NT), vedflamlav (NT), vedskivlav (NT, T), vitplätt (NT) och tjäder (T, §4). Se Figur 1.</w:t>
+        <w:t>I och inom 2 meter från avverkningsanmälan finns fynd av 23 naturvårdsarter, varav 22 är rödlistade, 2 är fridlysta och 9 är typiska (T): fläckporing (VU, T), gräddporing (VU, T), skrovlig taggsvamp (VU), smalfotad taggsvamp (VU), smultronkantarell (VU), tajgataggsvamp (VU), blanksvart spiklav (NT), blågrå svartspik (NT), dropptaggsvamp (NT, T), dvärgbägarlav (NT, T), kolflarnlav (NT, T), lavskrika (NT, T, §4), mörk kolflarnlav (NT), nordtagging (NT), skarp dropptaggsvamp (NT), svartvit taggsvamp (NT), tallriska (NT), talltagel (NT, T), vaddporing (NT), vedflamlav (NT), vedskivlav (NT, T), vitplätt (NT) och tjäder (T, §4). Se Figur 1.</w:t>
       </w:r>
     </w:p>
     <w:p>
@@ -164,6 +164,17 @@
       </w:r>
       <w:r>
         <w:t>, rödlistad som sårbar, växer på marken under lågor eller fallna stubbar i brandpräglad torr tallskog med lång kontinuitet. Arten är starkt associerad till kolad ved från tallar som sannolikt varit med om flera historiska skogsbränder. Detta är en process som kan ta många hundra år och det tar således mycket lång tid att återskapa lämpliga substrat. Smalfotad taggsvamp är placerad i toppen av Skogsstyrelsens värdepyramid för bedömning av skog med höga naturvärden samt globalt rödlistad som sårbar (VU) vilket innebär att Sverige har ett internationellt ansvar för arten (IUCN Redlist, 2024; Nitare &amp; Skogsstyrelsen, 2019; SLU Artdatabanken, 2024).</w:t>
+      </w:r>
+    </w:p>
+    <w:p>
+      <w:r>
+        <w:rPr>
+          <w:b/>
+        </w:rPr>
+        <w:t>Smultronkantarell (VU)</w:t>
+      </w:r>
+      <w:r>
+        <w:t xml:space="preserve"> är en liten rosafärgad skivling med mycket speciell sötaktig doft av smultron eller kantarell som växer på kalkrik mark i äldre barrskog, framförallt i ängsgranskog men även i mager sandtallskog. Lokaler där arten finns är i allmänhet mycket rika på andra sällsynta, marklevande barrskogssvampar, varför ett skydd av artens växtställen samtidigt skyddar dessa. Arten hotas av kraftig gallring eller slutavverkning på eller i omedelbar närhet av växtlokalerna. Smultronkantarell är globalt rödlistad som nära hotad (NT) vilket innebär att Sverige har ett internationellt ansvar för arten (IUCN, 2025; SLU Artdatabanken, 2024; Nitare &amp; Skogsstyrelsen, 2019).</w:t>
       </w:r>
     </w:p>
     <w:p>
@@ -1092,7 +1103,7 @@
     <w:r>
       <w:tab/>
       <w:tab/>
-      <w:t>2026-09-25</w:t>
+      <w:t>2026-09-26</w:t>
       <w:br/>
       <w:br/>
     </w:r>

--- a/tillsyn/A 32992-2026 tillsynsbegäran.docx
+++ b/tillsyn/A 32992-2026 tillsynsbegäran.docx
@@ -1103,7 +1103,7 @@
     <w:r>
       <w:tab/>
       <w:tab/>
-      <w:t>2026-09-26</w:t>
+      <w:t>2026-09-27</w:t>
       <w:br/>
       <w:br/>
     </w:r>

--- a/tillsyn/A 32992-2026 tillsynsbegäran.docx
+++ b/tillsyn/A 32992-2026 tillsynsbegäran.docx
@@ -1103,7 +1103,7 @@
     <w:r>
       <w:tab/>
       <w:tab/>
-      <w:t>2026-09-27</w:t>
+      <w:t>2026-09-28</w:t>
       <w:br/>
       <w:br/>
     </w:r>

--- a/tillsyn/A 32992-2026 tillsynsbegäran.docx
+++ b/tillsyn/A 32992-2026 tillsynsbegäran.docx
@@ -1103,7 +1103,7 @@
     <w:r>
       <w:tab/>
       <w:tab/>
-      <w:t>2026-09-28</w:t>
+      <w:t>2026-09-29</w:t>
       <w:br/>
       <w:br/>
     </w:r>

--- a/tillsyn/A 32992-2026 tillsynsbegäran.docx
+++ b/tillsyn/A 32992-2026 tillsynsbegäran.docx
@@ -1103,7 +1103,7 @@
     <w:r>
       <w:tab/>
       <w:tab/>
-      <w:t>2026-09-29</w:t>
+      <w:t>2026-09-30</w:t>
       <w:br/>
       <w:br/>
     </w:r>

--- a/tillsyn/A 32992-2026 tillsynsbegäran.docx
+++ b/tillsyn/A 32992-2026 tillsynsbegäran.docx
@@ -1103,7 +1103,7 @@
     <w:r>
       <w:tab/>
       <w:tab/>
-      <w:t>2026-09-30</w:t>
+      <w:t>2026-10-01</w:t>
       <w:br/>
       <w:br/>
     </w:r>

--- a/tillsyn/A 32992-2026 tillsynsbegäran.docx
+++ b/tillsyn/A 32992-2026 tillsynsbegäran.docx
@@ -1103,7 +1103,7 @@
     <w:r>
       <w:tab/>
       <w:tab/>
-      <w:t>2026-10-01</w:t>
+      <w:t>2026-10-02</w:t>
       <w:br/>
       <w:br/>
     </w:r>

--- a/tillsyn/A 32992-2026 tillsynsbegäran.docx
+++ b/tillsyn/A 32992-2026 tillsynsbegäran.docx
@@ -1103,7 +1103,7 @@
     <w:r>
       <w:tab/>
       <w:tab/>
-      <w:t>2026-10-02</w:t>
+      <w:t>2026-10-03</w:t>
       <w:br/>
       <w:br/>
     </w:r>

--- a/tillsyn/A 32992-2026 tillsynsbegäran.docx
+++ b/tillsyn/A 32992-2026 tillsynsbegäran.docx
@@ -1103,7 +1103,7 @@
     <w:r>
       <w:tab/>
       <w:tab/>
-      <w:t>2026-10-03</w:t>
+      <w:t>2026-10-04</w:t>
       <w:br/>
       <w:br/>
     </w:r>

--- a/tillsyn/A 32992-2026 tillsynsbegäran.docx
+++ b/tillsyn/A 32992-2026 tillsynsbegäran.docx
@@ -1103,7 +1103,7 @@
     <w:r>
       <w:tab/>
       <w:tab/>
-      <w:t>2026-10-04</w:t>
+      <w:t>2026-10-05</w:t>
       <w:br/>
       <w:br/>
     </w:r>

--- a/tillsyn/A 32992-2026 tillsynsbegäran.docx
+++ b/tillsyn/A 32992-2026 tillsynsbegäran.docx
@@ -1103,7 +1103,7 @@
     <w:r>
       <w:tab/>
       <w:tab/>
-      <w:t>2026-10-05</w:t>
+      <w:t>2026-10-06</w:t>
       <w:br/>
       <w:br/>
     </w:r>

--- a/tillsyn/A 32992-2026 tillsynsbegäran.docx
+++ b/tillsyn/A 32992-2026 tillsynsbegäran.docx
@@ -1103,7 +1103,7 @@
     <w:r>
       <w:tab/>
       <w:tab/>
-      <w:t>2026-10-06</w:t>
+      <w:t>2026-10-07</w:t>
       <w:br/>
       <w:br/>
     </w:r>

--- a/tillsyn/A 32992-2026 tillsynsbegäran.docx
+++ b/tillsyn/A 32992-2026 tillsynsbegäran.docx
@@ -1103,7 +1103,7 @@
     <w:r>
       <w:tab/>
       <w:tab/>
-      <w:t>2026-10-07</w:t>
+      <w:t>2026-10-08</w:t>
       <w:br/>
       <w:br/>
     </w:r>

--- a/tillsyn/A 32992-2026 tillsynsbegäran.docx
+++ b/tillsyn/A 32992-2026 tillsynsbegäran.docx
@@ -1103,7 +1103,7 @@
     <w:r>
       <w:tab/>
       <w:tab/>
-      <w:t>2026-10-08</w:t>
+      <w:t>2026-10-09</w:t>
       <w:br/>
       <w:br/>
     </w:r>

--- a/tillsyn/A 32992-2026 tillsynsbegäran.docx
+++ b/tillsyn/A 32992-2026 tillsynsbegäran.docx
@@ -1103,7 +1103,7 @@
     <w:r>
       <w:tab/>
       <w:tab/>
-      <w:t>2026-10-09</w:t>
+      <w:t>2026-10-10</w:t>
       <w:br/>
       <w:br/>
     </w:r>

--- a/tillsyn/A 32992-2026 tillsynsbegäran.docx
+++ b/tillsyn/A 32992-2026 tillsynsbegäran.docx
@@ -1103,7 +1103,7 @@
     <w:r>
       <w:tab/>
       <w:tab/>
-      <w:t>2026-10-10</w:t>
+      <w:t>2026-10-11</w:t>
       <w:br/>
       <w:br/>
     </w:r>

--- a/tillsyn/A 32992-2026 tillsynsbegäran.docx
+++ b/tillsyn/A 32992-2026 tillsynsbegäran.docx
@@ -1103,7 +1103,7 @@
     <w:r>
       <w:tab/>
       <w:tab/>
-      <w:t>2026-10-11</w:t>
+      <w:t>2026-10-12</w:t>
       <w:br/>
       <w:br/>
     </w:r>

--- a/tillsyn/A 32992-2026 tillsynsbegäran.docx
+++ b/tillsyn/A 32992-2026 tillsynsbegäran.docx
@@ -1103,7 +1103,7 @@
     <w:r>
       <w:tab/>
       <w:tab/>
-      <w:t>2026-10-12</w:t>
+      <w:t>2026-10-13</w:t>
       <w:br/>
       <w:br/>
     </w:r>

--- a/tillsyn/A 32992-2026 tillsynsbegäran.docx
+++ b/tillsyn/A 32992-2026 tillsynsbegäran.docx
@@ -1103,7 +1103,7 @@
     <w:r>
       <w:tab/>
       <w:tab/>
-      <w:t>2026-10-13</w:t>
+      <w:t>2026-10-14</w:t>
       <w:br/>
       <w:br/>
     </w:r>

--- a/tillsyn/A 32992-2026 tillsynsbegäran.docx
+++ b/tillsyn/A 32992-2026 tillsynsbegäran.docx
@@ -1103,7 +1103,7 @@
     <w:r>
       <w:tab/>
       <w:tab/>
-      <w:t>2026-10-14</w:t>
+      <w:t>2026-10-15</w:t>
       <w:br/>
       <w:br/>
     </w:r>

--- a/tillsyn/A 32992-2026 tillsynsbegäran.docx
+++ b/tillsyn/A 32992-2026 tillsynsbegäran.docx
@@ -1103,7 +1103,7 @@
     <w:r>
       <w:tab/>
       <w:tab/>
-      <w:t>2026-10-15</w:t>
+      <w:t>2026-10-16</w:t>
       <w:br/>
       <w:br/>
     </w:r>

--- a/tillsyn/A 32992-2026 tillsynsbegäran.docx
+++ b/tillsyn/A 32992-2026 tillsynsbegäran.docx
@@ -1103,7 +1103,7 @@
     <w:r>
       <w:tab/>
       <w:tab/>
-      <w:t>2026-10-16</w:t>
+      <w:t>2026-10-17</w:t>
       <w:br/>
       <w:br/>
     </w:r>

--- a/tillsyn/A 32992-2026 tillsynsbegäran.docx
+++ b/tillsyn/A 32992-2026 tillsynsbegäran.docx
@@ -1103,7 +1103,7 @@
     <w:r>
       <w:tab/>
       <w:tab/>
-      <w:t>2026-10-17</w:t>
+      <w:t>2026-10-18</w:t>
       <w:br/>
       <w:br/>
     </w:r>

--- a/tillsyn/A 32992-2026 tillsynsbegäran.docx
+++ b/tillsyn/A 32992-2026 tillsynsbegäran.docx
@@ -1103,7 +1103,7 @@
     <w:r>
       <w:tab/>
       <w:tab/>
-      <w:t>2026-10-18</w:t>
+      <w:t>2026-10-19</w:t>
       <w:br/>
       <w:br/>
     </w:r>

--- a/tillsyn/A 32992-2026 tillsynsbegäran.docx
+++ b/tillsyn/A 32992-2026 tillsynsbegäran.docx
@@ -1103,7 +1103,7 @@
     <w:r>
       <w:tab/>
       <w:tab/>
-      <w:t>2026-10-19</w:t>
+      <w:t>2026-10-20</w:t>
       <w:br/>
       <w:br/>
     </w:r>

--- a/tillsyn/A 32992-2026 tillsynsbegäran.docx
+++ b/tillsyn/A 32992-2026 tillsynsbegäran.docx
@@ -1103,7 +1103,7 @@
     <w:r>
       <w:tab/>
       <w:tab/>
-      <w:t>2026-10-20</w:t>
+      <w:t>2026-10-21</w:t>
       <w:br/>
       <w:br/>
     </w:r>

--- a/tillsyn/A 32992-2026 tillsynsbegäran.docx
+++ b/tillsyn/A 32992-2026 tillsynsbegäran.docx
@@ -1103,7 +1103,7 @@
     <w:r>
       <w:tab/>
       <w:tab/>
-      <w:t>2026-10-21</w:t>
+      <w:t>2026-10-22</w:t>
       <w:br/>
       <w:br/>
     </w:r>

--- a/tillsyn/A 32992-2026 tillsynsbegäran.docx
+++ b/tillsyn/A 32992-2026 tillsynsbegäran.docx
@@ -1103,7 +1103,7 @@
     <w:r>
       <w:tab/>
       <w:tab/>
-      <w:t>2026-10-22</w:t>
+      <w:t>2026-10-23</w:t>
       <w:br/>
       <w:br/>
     </w:r>

--- a/tillsyn/A 32992-2026 tillsynsbegäran.docx
+++ b/tillsyn/A 32992-2026 tillsynsbegäran.docx
@@ -1103,7 +1103,7 @@
     <w:r>
       <w:tab/>
       <w:tab/>
-      <w:t>2026-10-23</w:t>
+      <w:t>2026-10-24</w:t>
       <w:br/>
       <w:br/>
     </w:r>
